--- a/开题提交/报告-答辩 - 副本0328.docx
+++ b/开题提交/报告-答辩 - 副本0328.docx
@@ -7314,7 +7314,7 @@
         <w:ind w:firstLineChars="200" w:firstLine="440"/>
         <w:jc w:val="both"/>
         <w:rPr>
-          <w:rFonts w:ascii="宋体" w:eastAsia="宋体" w:hAnsi="宋体"/>
+          <w:rFonts w:ascii="宋体" w:eastAsia="宋体" w:hAnsi="宋体" w:hint="eastAsia"/>
         </w:rPr>
       </w:pPr>
       <w:r>
@@ -9423,6 +9423,9 @@
         <w:spacing w:after="0" w:line="240" w:lineRule="auto"/>
         <w:ind w:firstLineChars="200" w:firstLine="440"/>
         <w:jc w:val="both"/>
+        <w:rPr>
+          <w:rFonts w:hint="eastAsia"/>
+        </w:rPr>
       </w:pPr>
       <w:r>
         <w:rPr>
@@ -9442,6 +9445,9 @@
         <w:spacing w:after="0" w:line="240" w:lineRule="auto"/>
         <w:ind w:firstLineChars="200" w:firstLine="440"/>
         <w:jc w:val="both"/>
+        <w:rPr>
+          <w:rFonts w:hint="eastAsia"/>
+        </w:rPr>
       </w:pPr>
     </w:p>
     <w:p>
@@ -9449,6 +9455,9 @@
         <w:spacing w:after="0" w:line="240" w:lineRule="auto"/>
         <w:ind w:firstLine="200"/>
         <w:jc w:val="both"/>
+        <w:rPr>
+          <w:rFonts w:hint="eastAsia"/>
+        </w:rPr>
       </w:pPr>
       <w:bookmarkStart w:id="1" w:name="_Hlk194094975"/>
       <w:r>
@@ -9470,7 +9479,7 @@
         <w:ind w:firstLine="200"/>
         <w:jc w:val="both"/>
         <w:rPr>
-          <w:rFonts w:ascii="宋体" w:eastAsia="宋体" w:hAnsi="宋体"/>
+          <w:rFonts w:ascii="宋体" w:eastAsia="宋体" w:hAnsi="宋体" w:hint="eastAsia"/>
         </w:rPr>
       </w:pPr>
       <w:r>
@@ -9630,19 +9639,7 @@
         <w:rPr>
           <w:rFonts w:ascii="宋体" w:eastAsia="宋体" w:hAnsi="宋体" w:hint="eastAsia"/>
         </w:rPr>
-        <w:t>使用交叉注意力（</w:t>
-      </w:r>
-      <w:r>
-        <w:rPr>
-          <w:rFonts w:ascii="宋体" w:eastAsia="宋体" w:hAnsi="宋体" w:hint="eastAsia"/>
-        </w:rPr>
-        <w:t>Cross-Attention</w:t>
-      </w:r>
-      <w:r>
-        <w:rPr>
-          <w:rFonts w:ascii="宋体" w:eastAsia="宋体" w:hAnsi="宋体" w:hint="eastAsia"/>
-        </w:rPr>
-        <w:t>）</w:t>
+        <w:t>使用交叉注意力（Cross-Attention）</w:t>
       </w:r>
       <w:r>
         <w:rPr>
@@ -10120,13 +10117,7 @@
         <w:rPr>
           <w:rFonts w:ascii="宋体" w:eastAsia="宋体" w:hAnsi="宋体" w:hint="eastAsia"/>
         </w:rPr>
-        <w:t>药物分子的特征信息</w:t>
-      </w:r>
-      <w:r>
-        <w:rPr>
-          <w:rFonts w:ascii="宋体" w:eastAsia="宋体" w:hAnsi="宋体" w:hint="eastAsia"/>
-        </w:rPr>
-        <w:t>可以通过化学工具包rdkit获取。</w:t>
+        <w:t>药物分子的特征信息可以通过化学工具包rdkit获取。</w:t>
       </w:r>
     </w:p>
     <w:p>
@@ -10135,7 +10126,7 @@
         <w:ind w:firstLine="200"/>
         <w:jc w:val="both"/>
         <w:rPr>
-          <w:rFonts w:ascii="宋体" w:eastAsia="宋体" w:hAnsi="宋体"/>
+          <w:rFonts w:ascii="宋体" w:eastAsia="宋体" w:hAnsi="宋体" w:hint="eastAsia"/>
         </w:rPr>
       </w:pPr>
       <w:r>
@@ -10944,12 +10935,16 @@
               <w:jc w:val="both"/>
               <w:rPr>
                 <w:rFonts w:ascii="宋体" w:eastAsia="宋体" w:hAnsi="宋体" w:hint="eastAsia"/>
+                <w:b/>
+                <w:bCs/>
               </w:rPr>
             </w:pPr>
             <w:r>
               <w:rPr>
                 <w:rStyle w:val="af9"/>
                 <w:rFonts w:ascii="Segoe UI" w:hAnsi="Segoe UI" w:cs="Segoe UI"/>
+                <w:b w:val="0"/>
+                <w:bCs w:val="0"/>
                 <w:color w:val="0D0D0D"/>
                 <w:sz w:val="21"/>
                 <w:szCs w:val="21"/>
@@ -10968,7 +10963,7 @@
             <w:pPr>
               <w:jc w:val="both"/>
               <w:rPr>
-                <w:rFonts w:ascii="宋体" w:eastAsia="宋体" w:hAnsi="宋体"/>
+                <w:rFonts w:ascii="宋体" w:eastAsia="宋体" w:hAnsi="宋体" w:hint="eastAsia"/>
               </w:rPr>
             </w:pPr>
             <w:r>
@@ -10991,7 +10986,7 @@
             <w:pPr>
               <w:jc w:val="both"/>
               <w:rPr>
-                <w:rFonts w:ascii="宋体" w:eastAsia="宋体" w:hAnsi="宋体"/>
+                <w:rFonts w:ascii="宋体" w:eastAsia="宋体" w:hAnsi="宋体" w:hint="eastAsia"/>
               </w:rPr>
             </w:pPr>
             <w:r>
@@ -11053,7 +11048,7 @@
             <w:pPr>
               <w:jc w:val="both"/>
               <w:rPr>
-                <w:rFonts w:ascii="宋体" w:eastAsia="宋体" w:hAnsi="宋体"/>
+                <w:rFonts w:ascii="宋体" w:eastAsia="宋体" w:hAnsi="宋体" w:hint="eastAsia"/>
               </w:rPr>
             </w:pPr>
             <w:r>
@@ -11076,7 +11071,7 @@
             <w:pPr>
               <w:jc w:val="both"/>
               <w:rPr>
-                <w:rFonts w:ascii="宋体" w:eastAsia="宋体" w:hAnsi="宋体"/>
+                <w:rFonts w:ascii="宋体" w:eastAsia="宋体" w:hAnsi="宋体" w:hint="eastAsia"/>
               </w:rPr>
             </w:pPr>
             <w:r>
@@ -11158,7 +11153,7 @@
             <w:pPr>
               <w:jc w:val="both"/>
               <w:rPr>
-                <w:rFonts w:ascii="宋体" w:eastAsia="宋体" w:hAnsi="宋体"/>
+                <w:rFonts w:ascii="宋体" w:eastAsia="宋体" w:hAnsi="宋体" w:hint="eastAsia"/>
               </w:rPr>
             </w:pPr>
             <w:r>
@@ -11181,7 +11176,7 @@
             <w:pPr>
               <w:jc w:val="both"/>
               <w:rPr>
-                <w:rFonts w:ascii="宋体" w:eastAsia="宋体" w:hAnsi="宋体"/>
+                <w:rFonts w:ascii="宋体" w:eastAsia="宋体" w:hAnsi="宋体" w:hint="eastAsia"/>
               </w:rPr>
             </w:pPr>
             <w:r>
@@ -11263,7 +11258,7 @@
             <w:pPr>
               <w:jc w:val="both"/>
               <w:rPr>
-                <w:rFonts w:ascii="宋体" w:eastAsia="宋体" w:hAnsi="宋体"/>
+                <w:rFonts w:ascii="宋体" w:eastAsia="宋体" w:hAnsi="宋体" w:hint="eastAsia"/>
               </w:rPr>
             </w:pPr>
             <w:r>
@@ -11286,7 +11281,7 @@
             <w:pPr>
               <w:jc w:val="both"/>
               <w:rPr>
-                <w:rFonts w:ascii="宋体" w:eastAsia="宋体" w:hAnsi="宋体"/>
+                <w:rFonts w:ascii="宋体" w:eastAsia="宋体" w:hAnsi="宋体" w:hint="eastAsia"/>
               </w:rPr>
             </w:pPr>
             <w:r>
@@ -11332,14 +11327,14 @@
         <w:ind w:firstLineChars="200" w:firstLine="440"/>
         <w:jc w:val="both"/>
         <w:rPr>
-          <w:rFonts w:ascii="宋体" w:eastAsia="宋体" w:hAnsi="宋体"/>
-        </w:rPr>
-      </w:pPr>
-      <w:r>
-        <w:rPr>
-          <w:rFonts w:ascii="宋体" w:eastAsia="宋体" w:hAnsi="宋体" w:hint="eastAsia"/>
-        </w:rPr>
-        <w:t>引入</w:t>
+          <w:rFonts w:ascii="宋体" w:eastAsia="宋体" w:hAnsi="宋体" w:hint="eastAsia"/>
+        </w:rPr>
+      </w:pPr>
+      <w:r>
+        <w:rPr>
+          <w:rFonts w:ascii="宋体" w:eastAsia="宋体" w:hAnsi="宋体" w:hint="eastAsia"/>
+        </w:rPr>
+        <w:t>使用</w:t>
       </w:r>
       <w:r>
         <w:rPr>
@@ -11787,25 +11782,7 @@
         <w:rPr>
           <w:rFonts w:ascii="宋体" w:eastAsia="宋体" w:hAnsi="宋体" w:hint="eastAsia"/>
         </w:rPr>
-        <w:t>蛋白质</w:t>
-      </w:r>
-      <w:r>
-        <w:rPr>
-          <w:rFonts w:ascii="宋体" w:eastAsia="宋体" w:hAnsi="宋体" w:hint="eastAsia"/>
-        </w:rPr>
-        <w:t>的特征信息可以通过工具包</w:t>
-      </w:r>
-      <w:r>
-        <w:rPr>
-          <w:rFonts w:ascii="宋体" w:eastAsia="宋体" w:hAnsi="宋体" w:hint="eastAsia"/>
-        </w:rPr>
-        <w:t>MDAnalysis</w:t>
-      </w:r>
-      <w:r>
-        <w:rPr>
-          <w:rFonts w:ascii="宋体" w:eastAsia="宋体" w:hAnsi="宋体" w:hint="eastAsia"/>
-        </w:rPr>
-        <w:t>获取。</w:t>
+        <w:t>蛋白质的特征信息可以通过工具包MDAnalysis获取。</w:t>
       </w:r>
     </w:p>
     <w:p>
@@ -11966,18 +11943,84 @@
             <w:pPr>
               <w:jc w:val="both"/>
               <w:rPr>
-                <w:rFonts w:ascii="宋体" w:eastAsia="宋体" w:hAnsi="宋体" w:hint="eastAsia"/>
-              </w:rPr>
-            </w:pPr>
-            <w:r>
-              <w:rPr>
                 <w:rFonts w:ascii="Segoe UI" w:hAnsi="Segoe UI" w:cs="Segoe UI"/>
                 <w:color w:val="0D0D0D"/>
                 <w:sz w:val="21"/>
                 <w:szCs w:val="21"/>
                 <w:shd w:val="clear" w:color="auto" w:fill="FFFFFF"/>
               </w:rPr>
-              <w:t>‘G’, ‘A’, ‘V’, ‘L’, ‘I’, ‘T’, ‘P’, ‘F’, ‘Y’, ‘W’, ‘S’, ‘T’, ‘C’, ‘M’, ‘N’, ‘Q’, ‘D’, ‘E’, ‘K’, ‘R’, ‘H’, ‘metal’, ‘other’</w:t>
+            </w:pPr>
+            <w:r>
+              <w:rPr>
+                <w:rFonts w:ascii="Segoe UI" w:hAnsi="Segoe UI" w:cs="Segoe UI"/>
+                <w:color w:val="0D0D0D"/>
+                <w:sz w:val="21"/>
+                <w:szCs w:val="21"/>
+                <w:shd w:val="clear" w:color="auto" w:fill="FFFFFF"/>
+              </w:rPr>
+              <w:t>'GLY', 'ALA', 'VAL', 'LEU', 'ILE', 'PRO', 'PHE', 'TYR',</w:t>
+            </w:r>
+            <w:r>
+              <w:rPr>
+                <w:rFonts w:ascii="Segoe UI" w:hAnsi="Segoe UI" w:cs="Segoe UI"/>
+                <w:color w:val="0D0D0D"/>
+                <w:sz w:val="21"/>
+                <w:szCs w:val="21"/>
+                <w:shd w:val="clear" w:color="auto" w:fill="FFFFFF"/>
+              </w:rPr>
+              <w:br/>
+              <w:t xml:space="preserve"> 'TRP', 'SER', 'THR', 'CYS'</w:t>
+            </w:r>
+            <w:r>
+              <w:rPr>
+                <w:rFonts w:ascii="Segoe UI" w:hAnsi="Segoe UI" w:cs="Segoe UI" w:hint="eastAsia"/>
+                <w:color w:val="0D0D0D"/>
+                <w:sz w:val="21"/>
+                <w:szCs w:val="21"/>
+                <w:shd w:val="clear" w:color="auto" w:fill="FFFFFF"/>
+              </w:rPr>
+              <w:t>,</w:t>
+            </w:r>
+            <w:r>
+              <w:rPr>
+                <w:rFonts w:ascii="Segoe UI" w:hAnsi="Segoe UI" w:cs="Segoe UI"/>
+                <w:color w:val="0D0D0D"/>
+                <w:sz w:val="21"/>
+                <w:szCs w:val="21"/>
+                <w:shd w:val="clear" w:color="auto" w:fill="FFFFFF"/>
+              </w:rPr>
+              <w:t>…</w:t>
+            </w:r>
+            <w:r>
+              <w:rPr>
+                <w:rFonts w:ascii="Segoe UI" w:hAnsi="Segoe UI" w:cs="Segoe UI" w:hint="eastAsia"/>
+                <w:color w:val="0D0D0D"/>
+                <w:sz w:val="21"/>
+                <w:szCs w:val="21"/>
+                <w:shd w:val="clear" w:color="auto" w:fill="FFFFFF"/>
+              </w:rPr>
+              <w:t>,</w:t>
+            </w:r>
+            <w:r>
+              <w:rPr>
+                <w:rFonts w:ascii="Courier New" w:eastAsia="宋体" w:hAnsi="Courier New" w:cs="Courier New"/>
+                <w:color w:val="6AAB73"/>
+                <w:kern w:val="0"/>
+                <w:sz w:val="20"/>
+                <w:szCs w:val="20"/>
+                <w14:ligatures w14:val="none"/>
+              </w:rPr>
+              <w:t xml:space="preserve"> </w:t>
+            </w:r>
+            <w:r>
+              <w:rPr>
+                <w:rFonts w:ascii="Segoe UI" w:hAnsi="Segoe UI" w:cs="Segoe UI"/>
+                <w:color w:val="0D0D0D"/>
+                <w:sz w:val="21"/>
+                <w:szCs w:val="21"/>
+                <w:shd w:val="clear" w:color="auto" w:fill="FFFFFF"/>
+              </w:rPr>
+              <w:t>'LLP', 'M', 'X'</w:t>
             </w:r>
           </w:p>
         </w:tc>
@@ -11994,13 +12037,23 @@
             </w:pPr>
             <w:r>
               <w:rPr>
+                <w:rFonts w:ascii="Segoe UI" w:hAnsi="Segoe UI" w:cs="Segoe UI" w:hint="eastAsia"/>
+                <w:color w:val="0D0D0D"/>
+                <w:sz w:val="21"/>
+                <w:szCs w:val="21"/>
+                <w:shd w:val="clear" w:color="auto" w:fill="FFFFFF"/>
+              </w:rPr>
+              <w:t>3</w:t>
+            </w:r>
+            <w:r>
+              <w:rPr>
                 <w:rFonts w:ascii="Segoe UI" w:hAnsi="Segoe UI" w:cs="Segoe UI"/>
                 <w:color w:val="0D0D0D"/>
                 <w:sz w:val="21"/>
                 <w:szCs w:val="21"/>
                 <w:shd w:val="clear" w:color="auto" w:fill="FFFFFF"/>
               </w:rPr>
-              <w:t>22</w:t>
+              <w:t>2</w:t>
             </w:r>
           </w:p>
         </w:tc>
@@ -12062,7 +12115,17 @@
                 <w:szCs w:val="21"/>
                 <w:shd w:val="clear" w:color="auto" w:fill="FFFFFF"/>
               </w:rPr>
-              <w:t>残基内所有原子的缩放后最大值与最小值、</w:t>
+              <w:t>残基内原子</w:t>
+            </w:r>
+            <w:r>
+              <w:rPr>
+                <w:rFonts w:ascii="Segoe UI" w:hAnsi="Segoe UI" w:cs="Segoe UI" w:hint="eastAsia"/>
+                <w:color w:val="0D0D0D"/>
+                <w:sz w:val="21"/>
+                <w:szCs w:val="21"/>
+                <w:shd w:val="clear" w:color="auto" w:fill="FFFFFF"/>
+              </w:rPr>
+              <w:t>距离</w:t>
             </w:r>
             <w:r>
               <w:rPr>
@@ -12072,7 +12135,17 @@
                 <w:szCs w:val="21"/>
                 <w:shd w:val="clear" w:color="auto" w:fill="FFFFFF"/>
               </w:rPr>
-              <w:t>CA-O</w:t>
+              <w:t>最大值</w:t>
+            </w:r>
+            <w:r>
+              <w:rPr>
+                <w:rFonts w:ascii="Segoe UI" w:hAnsi="Segoe UI" w:cs="Segoe UI" w:hint="eastAsia"/>
+                <w:color w:val="0D0D0D"/>
+                <w:sz w:val="21"/>
+                <w:szCs w:val="21"/>
+                <w:shd w:val="clear" w:color="auto" w:fill="FFFFFF"/>
+              </w:rPr>
+              <w:t>、</w:t>
             </w:r>
             <w:r>
               <w:rPr>
@@ -12082,7 +12155,7 @@
                 <w:szCs w:val="21"/>
                 <w:shd w:val="clear" w:color="auto" w:fill="FFFFFF"/>
               </w:rPr>
-              <w:t>、</w:t>
+              <w:t>最小值、</w:t>
             </w:r>
             <w:r>
               <w:rPr>
@@ -12092,7 +12165,7 @@
                 <w:szCs w:val="21"/>
                 <w:shd w:val="clear" w:color="auto" w:fill="FFFFFF"/>
               </w:rPr>
-              <w:t>O-N</w:t>
+              <w:t>CA-O</w:t>
             </w:r>
             <w:r>
               <w:rPr>
@@ -12112,7 +12185,7 @@
                 <w:szCs w:val="21"/>
                 <w:shd w:val="clear" w:color="auto" w:fill="FFFFFF"/>
               </w:rPr>
-              <w:t xml:space="preserve">C-N </w:t>
+              <w:t>O-N</w:t>
             </w:r>
             <w:r>
               <w:rPr>
@@ -12122,7 +12195,96 @@
                 <w:szCs w:val="21"/>
                 <w:shd w:val="clear" w:color="auto" w:fill="FFFFFF"/>
               </w:rPr>
-              <w:t>原子之间的缩放距离</w:t>
+              <w:t>、</w:t>
+            </w:r>
+            <w:r>
+              <w:rPr>
+                <w:rFonts w:ascii="Segoe UI" w:hAnsi="Segoe UI" w:cs="Segoe UI" w:hint="eastAsia"/>
+                <w:color w:val="0D0D0D"/>
+                <w:sz w:val="21"/>
+                <w:szCs w:val="21"/>
+                <w:shd w:val="clear" w:color="auto" w:fill="FFFFFF"/>
+              </w:rPr>
+              <w:t>N</w:t>
+            </w:r>
+            <w:r>
+              <w:rPr>
+                <w:rFonts w:ascii="Segoe UI" w:hAnsi="Segoe UI" w:cs="Segoe UI"/>
+                <w:color w:val="0D0D0D"/>
+                <w:sz w:val="21"/>
+                <w:szCs w:val="21"/>
+                <w:shd w:val="clear" w:color="auto" w:fill="FFFFFF"/>
+              </w:rPr>
+              <w:t>-</w:t>
+            </w:r>
+            <w:r>
+              <w:rPr>
+                <w:rFonts w:ascii="Segoe UI" w:hAnsi="Segoe UI" w:cs="Segoe UI" w:hint="eastAsia"/>
+                <w:color w:val="0D0D0D"/>
+                <w:sz w:val="21"/>
+                <w:szCs w:val="21"/>
+                <w:shd w:val="clear" w:color="auto" w:fill="FFFFFF"/>
+              </w:rPr>
+              <w:t>C</w:t>
+            </w:r>
+            <w:r>
+              <w:rPr>
+                <w:rFonts w:ascii="Segoe UI" w:hAnsi="Segoe UI" w:cs="Segoe UI"/>
+                <w:color w:val="0D0D0D"/>
+                <w:sz w:val="21"/>
+                <w:szCs w:val="21"/>
+                <w:shd w:val="clear" w:color="auto" w:fill="FFFFFF"/>
+              </w:rPr>
+              <w:t>原子之间的距离</w:t>
+            </w:r>
+            <w:r>
+              <w:rPr>
+                <w:rFonts w:ascii="Segoe UI" w:hAnsi="Segoe UI" w:cs="Segoe UI" w:hint="eastAsia"/>
+                <w:color w:val="0D0D0D"/>
+                <w:sz w:val="21"/>
+                <w:szCs w:val="21"/>
+                <w:shd w:val="clear" w:color="auto" w:fill="FFFFFF"/>
+              </w:rPr>
+              <w:t>(</w:t>
+            </w:r>
+            <m:oMath>
+              <m:acc>
+                <m:accPr>
+                  <m:chr m:val="̇"/>
+                  <m:ctrlPr>
+                    <w:rPr>
+                      <w:rFonts w:ascii="Cambria Math" w:hAnsi="Cambria Math" w:cs="Segoe UI"/>
+                      <w:i/>
+                      <w:color w:val="0D0D0D"/>
+                      <w:sz w:val="21"/>
+                      <w:szCs w:val="21"/>
+                      <w:shd w:val="clear" w:color="auto" w:fill="FFFFFF"/>
+                    </w:rPr>
+                  </m:ctrlPr>
+                </m:accPr>
+                <m:e>
+                  <m:r>
+                    <w:rPr>
+                      <w:rFonts w:ascii="Cambria Math" w:hAnsi="Cambria Math" w:cs="Segoe UI"/>
+                      <w:color w:val="0D0D0D"/>
+                      <w:sz w:val="21"/>
+                      <w:szCs w:val="21"/>
+                      <w:shd w:val="clear" w:color="auto" w:fill="FFFFFF"/>
+                    </w:rPr>
+                    <m:t>A</m:t>
+                  </m:r>
+                </m:e>
+              </m:acc>
+            </m:oMath>
+            <w:r>
+              <w:rPr>
+                <w:rFonts w:ascii="Segoe UI" w:hAnsi="Segoe UI" w:cs="Segoe UI" w:hint="eastAsia"/>
+                <w:color w:val="0D0D0D"/>
+                <w:sz w:val="21"/>
+                <w:szCs w:val="21"/>
+                <w:shd w:val="clear" w:color="auto" w:fill="FFFFFF"/>
+              </w:rPr>
+              <w:t>)</w:t>
             </w:r>
           </w:p>
         </w:tc>
@@ -12316,12 +12478,16 @@
               <w:jc w:val="both"/>
               <w:rPr>
                 <w:rFonts w:ascii="宋体" w:eastAsia="宋体" w:hAnsi="宋体" w:hint="eastAsia"/>
+                <w:b/>
+                <w:bCs/>
               </w:rPr>
             </w:pPr>
             <w:r>
               <w:rPr>
                 <w:rStyle w:val="af9"/>
                 <w:rFonts w:ascii="Segoe UI" w:hAnsi="Segoe UI" w:cs="Segoe UI"/>
+                <w:b w:val="0"/>
+                <w:bCs w:val="0"/>
                 <w:color w:val="0D0D0D"/>
                 <w:sz w:val="21"/>
                 <w:szCs w:val="21"/>
@@ -12340,7 +12506,7 @@
             <w:pPr>
               <w:jc w:val="both"/>
               <w:rPr>
-                <w:rFonts w:ascii="宋体" w:eastAsia="宋体" w:hAnsi="宋体"/>
+                <w:rFonts w:ascii="宋体" w:eastAsia="宋体" w:hAnsi="宋体" w:hint="eastAsia"/>
               </w:rPr>
             </w:pPr>
             <w:r>
@@ -12363,7 +12529,7 @@
             <w:pPr>
               <w:jc w:val="both"/>
               <w:rPr>
-                <w:rFonts w:ascii="宋体" w:eastAsia="宋体" w:hAnsi="宋体"/>
+                <w:rFonts w:ascii="宋体" w:eastAsia="宋体" w:hAnsi="宋体" w:hint="eastAsia"/>
               </w:rPr>
             </w:pPr>
             <w:r>
@@ -12469,7 +12635,7 @@
             <w:pPr>
               <w:jc w:val="both"/>
               <w:rPr>
-                <w:rFonts w:ascii="宋体" w:eastAsia="宋体" w:hAnsi="宋体"/>
+                <w:rFonts w:ascii="宋体" w:eastAsia="宋体" w:hAnsi="宋体" w:hint="eastAsia"/>
               </w:rPr>
             </w:pPr>
             <w:r>
@@ -12502,7 +12668,7 @@
             <w:pPr>
               <w:jc w:val="both"/>
               <w:rPr>
-                <w:rFonts w:ascii="宋体" w:eastAsia="宋体" w:hAnsi="宋体"/>
+                <w:rFonts w:ascii="宋体" w:eastAsia="宋体" w:hAnsi="宋体" w:hint="eastAsia"/>
               </w:rPr>
             </w:pPr>
             <w:r>
@@ -12523,7 +12689,7 @@
                 <w:szCs w:val="21"/>
                 <w:shd w:val="clear" w:color="auto" w:fill="FFFFFF"/>
               </w:rPr>
-              <w:t xml:space="preserve"> CA </w:t>
+              <w:t>CA</w:t>
             </w:r>
             <w:r>
               <w:rPr>
@@ -12533,7 +12699,67 @@
                 <w:szCs w:val="21"/>
                 <w:shd w:val="clear" w:color="auto" w:fill="FFFFFF"/>
               </w:rPr>
-              <w:t>原子的缩放后距离</w:t>
+              <w:t>原</w:t>
+            </w:r>
+            <w:r>
+              <w:rPr>
+                <w:rFonts w:ascii="Segoe UI" w:hAnsi="Segoe UI" w:cs="Segoe UI"/>
+                <w:color w:val="0D0D0D"/>
+                <w:sz w:val="21"/>
+                <w:szCs w:val="21"/>
+                <w:shd w:val="clear" w:color="auto" w:fill="FFFFFF"/>
+              </w:rPr>
+              <w:lastRenderedPageBreak/>
+              <w:t>子的距离</w:t>
+            </w:r>
+            <w:r>
+              <w:rPr>
+                <w:rFonts w:ascii="Segoe UI" w:hAnsi="Segoe UI" w:cs="Segoe UI" w:hint="eastAsia"/>
+                <w:color w:val="0D0D0D"/>
+                <w:sz w:val="21"/>
+                <w:szCs w:val="21"/>
+                <w:shd w:val="clear" w:color="auto" w:fill="FFFFFF"/>
+              </w:rPr>
+              <w:t>(</w:t>
+            </w:r>
+            <m:oMath>
+              <m:acc>
+                <m:accPr>
+                  <m:chr m:val="̇"/>
+                  <m:ctrlPr>
+                    <w:rPr>
+                      <w:rFonts w:ascii="Cambria Math" w:hAnsi="Cambria Math" w:cs="Segoe UI"/>
+                      <w:i/>
+                      <w:color w:val="0D0D0D"/>
+                      <w:sz w:val="21"/>
+                      <w:szCs w:val="21"/>
+                      <w:shd w:val="clear" w:color="auto" w:fill="FFFFFF"/>
+                    </w:rPr>
+                  </m:ctrlPr>
+                </m:accPr>
+                <m:e>
+                  <m:r>
+                    <w:rPr>
+                      <w:rFonts w:ascii="Cambria Math" w:hAnsi="Cambria Math" w:cs="Segoe UI"/>
+                      <w:color w:val="0D0D0D"/>
+                      <w:sz w:val="21"/>
+                      <w:szCs w:val="21"/>
+                      <w:shd w:val="clear" w:color="auto" w:fill="FFFFFF"/>
+                    </w:rPr>
+                    <m:t>A</m:t>
+                  </m:r>
+                </m:e>
+              </m:acc>
+            </m:oMath>
+            <w:r>
+              <w:rPr>
+                <w:rFonts w:ascii="Segoe UI" w:hAnsi="Segoe UI" w:cs="Segoe UI" w:hint="eastAsia"/>
+                <w:color w:val="0D0D0D"/>
+                <w:sz w:val="21"/>
+                <w:szCs w:val="21"/>
+                <w:shd w:val="clear" w:color="auto" w:fill="FFFFFF"/>
+              </w:rPr>
+              <w:t>)</w:t>
             </w:r>
           </w:p>
         </w:tc>
@@ -12560,6 +12786,7 @@
                 <w:szCs w:val="21"/>
                 <w:shd w:val="clear" w:color="auto" w:fill="FFFFFF"/>
               </w:rPr>
+              <w:lastRenderedPageBreak/>
               <w:t>1</w:t>
             </w:r>
           </w:p>
@@ -12588,7 +12815,7 @@
             <w:pPr>
               <w:jc w:val="both"/>
               <w:rPr>
-                <w:rFonts w:ascii="宋体" w:eastAsia="宋体" w:hAnsi="宋体"/>
+                <w:rFonts w:ascii="宋体" w:eastAsia="宋体" w:hAnsi="宋体" w:hint="eastAsia"/>
               </w:rPr>
             </w:pPr>
             <w:r>
@@ -12611,7 +12838,7 @@
             <w:pPr>
               <w:jc w:val="both"/>
               <w:rPr>
-                <w:rFonts w:ascii="宋体" w:eastAsia="宋体" w:hAnsi="宋体"/>
+                <w:rFonts w:ascii="宋体" w:eastAsia="宋体" w:hAnsi="宋体" w:hint="eastAsia"/>
               </w:rPr>
             </w:pPr>
             <w:r>
@@ -12622,7 +12849,76 @@
                 <w:szCs w:val="21"/>
                 <w:shd w:val="clear" w:color="auto" w:fill="FFFFFF"/>
               </w:rPr>
-              <w:t>两个残基之间的中心距离（缩放后）</w:t>
+              <w:t>两个残基之间的中心距离（</w:t>
+            </w:r>
+            <w:r>
+              <w:rPr>
+                <w:rFonts w:ascii="Segoe UI" w:hAnsi="Segoe UI" w:cs="Segoe UI" w:hint="eastAsia"/>
+                <w:color w:val="0D0D0D"/>
+                <w:sz w:val="21"/>
+                <w:szCs w:val="21"/>
+                <w:shd w:val="clear" w:color="auto" w:fill="FFFFFF"/>
+              </w:rPr>
+              <w:t>(</w:t>
+            </w:r>
+            <m:oMath>
+              <m:acc>
+                <m:accPr>
+                  <m:chr m:val="̇"/>
+                  <m:ctrlPr>
+                    <w:rPr>
+                      <w:rFonts w:ascii="Cambria Math" w:hAnsi="Cambria Math" w:cs="Segoe UI"/>
+                      <w:i/>
+                      <w:color w:val="0D0D0D"/>
+                      <w:sz w:val="21"/>
+                      <w:szCs w:val="21"/>
+                      <w:shd w:val="clear" w:color="auto" w:fill="FFFFFF"/>
+                    </w:rPr>
+                  </m:ctrlPr>
+                </m:accPr>
+                <m:e>
+                  <m:r>
+                    <w:rPr>
+                      <w:rFonts w:ascii="Cambria Math" w:hAnsi="Cambria Math" w:cs="Segoe UI"/>
+                      <w:color w:val="0D0D0D"/>
+                      <w:sz w:val="21"/>
+                      <w:szCs w:val="21"/>
+                      <w:shd w:val="clear" w:color="auto" w:fill="FFFFFF"/>
+                    </w:rPr>
+                    <m:t>A</m:t>
+                  </m:r>
+                </m:e>
+              </m:acc>
+            </m:oMath>
+            <w:r>
+              <w:rPr>
+                <w:rFonts w:ascii="Segoe UI" w:hAnsi="Segoe UI" w:cs="Segoe UI" w:hint="eastAsia"/>
+                <w:color w:val="0D0D0D"/>
+                <w:sz w:val="21"/>
+                <w:szCs w:val="21"/>
+                <w:shd w:val="clear" w:color="auto" w:fill="FFFFFF"/>
+              </w:rPr>
+              <w:t>)</w:t>
+            </w:r>
+            <w:r>
+              <w:rPr>
+                <w:rFonts w:ascii="Segoe UI" w:hAnsi="Segoe UI" w:cs="Segoe UI"/>
+                <w:color w:val="0D0D0D"/>
+                <w:sz w:val="21"/>
+                <w:szCs w:val="21"/>
+                <w:shd w:val="clear" w:color="auto" w:fill="FFFFFF"/>
+              </w:rPr>
+              <w:t>）</w:t>
+            </w:r>
+            <w:r>
+              <w:rPr>
+                <w:rFonts w:ascii="Segoe UI" w:hAnsi="Segoe UI" w:cs="Segoe UI" w:hint="eastAsia"/>
+                <w:color w:val="0D0D0D"/>
+                <w:sz w:val="21"/>
+                <w:szCs w:val="21"/>
+                <w:shd w:val="clear" w:color="auto" w:fill="FFFFFF"/>
+              </w:rPr>
+              <w:t xml:space="preserve"> </w:t>
             </w:r>
           </w:p>
         </w:tc>
@@ -12677,7 +12973,7 @@
             <w:pPr>
               <w:jc w:val="both"/>
               <w:rPr>
-                <w:rFonts w:ascii="宋体" w:eastAsia="宋体" w:hAnsi="宋体"/>
+                <w:rFonts w:ascii="宋体" w:eastAsia="宋体" w:hAnsi="宋体" w:hint="eastAsia"/>
               </w:rPr>
             </w:pPr>
             <w:r>
@@ -12700,7 +12996,7 @@
             <w:pPr>
               <w:jc w:val="both"/>
               <w:rPr>
-                <w:rFonts w:ascii="宋体" w:eastAsia="宋体" w:hAnsi="宋体"/>
+                <w:rFonts w:ascii="宋体" w:eastAsia="宋体" w:hAnsi="宋体" w:hint="eastAsia"/>
               </w:rPr>
             </w:pPr>
             <w:r>
@@ -12711,7 +13007,56 @@
                 <w:szCs w:val="21"/>
                 <w:shd w:val="clear" w:color="auto" w:fill="FFFFFF"/>
               </w:rPr>
-              <w:t>残基对之间缩放距离的最大值和最小值</w:t>
+              <w:t>残基对之间距离的最大值和最小值</w:t>
+            </w:r>
+            <w:r>
+              <w:rPr>
+                <w:rFonts w:ascii="Segoe UI" w:hAnsi="Segoe UI" w:cs="Segoe UI" w:hint="eastAsia"/>
+                <w:color w:val="0D0D0D"/>
+                <w:sz w:val="21"/>
+                <w:szCs w:val="21"/>
+                <w:shd w:val="clear" w:color="auto" w:fill="FFFFFF"/>
+              </w:rPr>
+              <w:t>(</w:t>
+            </w:r>
+            <m:oMath>
+              <m:acc>
+                <m:accPr>
+                  <m:chr m:val="̇"/>
+                  <m:ctrlPr>
+                    <w:rPr>
+                      <w:rFonts w:ascii="Cambria Math" w:hAnsi="Cambria Math" w:cs="Segoe UI"/>
+                      <w:i/>
+                      <w:color w:val="0D0D0D"/>
+                      <w:sz w:val="21"/>
+                      <w:szCs w:val="21"/>
+                      <w:shd w:val="clear" w:color="auto" w:fill="FFFFFF"/>
+                    </w:rPr>
+                  </m:ctrlPr>
+                </m:accPr>
+                <m:e>
+                  <m:r>
+                    <w:rPr>
+                      <w:rFonts w:ascii="Cambria Math" w:hAnsi="Cambria Math" w:cs="Segoe UI"/>
+                      <w:color w:val="0D0D0D"/>
+                      <w:sz w:val="21"/>
+                      <w:szCs w:val="21"/>
+                      <w:shd w:val="clear" w:color="auto" w:fill="FFFFFF"/>
+                    </w:rPr>
+                    <m:t>A</m:t>
+                  </m:r>
+                </m:e>
+              </m:acc>
+            </m:oMath>
+            <w:r>
+              <w:rPr>
+                <w:rFonts w:ascii="Segoe UI" w:hAnsi="Segoe UI" w:cs="Segoe UI" w:hint="eastAsia"/>
+                <w:color w:val="0D0D0D"/>
+                <w:sz w:val="21"/>
+                <w:szCs w:val="21"/>
+                <w:shd w:val="clear" w:color="auto" w:fill="FFFFFF"/>
+              </w:rPr>
+              <w:t>)</w:t>
             </w:r>
           </w:p>
         </w:tc>
@@ -12750,7 +13095,7 @@
         <w:ind w:firstLine="200"/>
         <w:jc w:val="both"/>
         <w:rPr>
-          <w:rFonts w:ascii="宋体" w:eastAsia="宋体" w:hAnsi="宋体"/>
+          <w:rFonts w:ascii="宋体" w:eastAsia="宋体" w:hAnsi="宋体" w:hint="eastAsia"/>
         </w:rPr>
       </w:pPr>
       <w:r>
@@ -12906,13 +13251,7 @@
               <w:rPr>
                 <w:rFonts w:ascii="Cambria Math" w:eastAsia="宋体" w:hAnsi="Cambria Math"/>
               </w:rPr>
-              <m:t>p</m:t>
-            </m:r>
-            <m:r>
-              <w:rPr>
-                <w:rFonts w:ascii="Cambria Math" w:eastAsia="宋体" w:hAnsi="Cambria Math"/>
-              </w:rPr>
-              <m:t>g</m:t>
+              <m:t>pg</m:t>
             </m:r>
           </m:sub>
         </m:sSub>
@@ -13135,19 +13474,7 @@
             <w:rPr>
               <w:rFonts w:ascii="Cambria Math" w:eastAsia="宋体" w:hAnsi="Cambria Math"/>
             </w:rPr>
-            <m:t xml:space="preserve">, </m:t>
-          </m:r>
-          <m:r>
-            <w:rPr>
-              <w:rFonts w:ascii="Cambria Math" w:eastAsia="宋体" w:hAnsi="Cambria Math"/>
-            </w:rPr>
-            <m:t>K</m:t>
-          </m:r>
-          <m:r>
-            <w:rPr>
-              <w:rFonts w:ascii="Cambria Math" w:eastAsia="宋体" w:hAnsi="Cambria Math"/>
-            </w:rPr>
-            <m:t>=</m:t>
+            <m:t>, K=</m:t>
           </m:r>
           <m:sSub>
             <m:sSubPr>
@@ -13205,19 +13532,7 @@
             <w:rPr>
               <w:rFonts w:ascii="Cambria Math" w:eastAsia="宋体" w:hAnsi="Cambria Math"/>
             </w:rPr>
-            <m:t xml:space="preserve">, </m:t>
-          </m:r>
-          <m:r>
-            <w:rPr>
-              <w:rFonts w:ascii="Cambria Math" w:eastAsia="宋体" w:hAnsi="Cambria Math"/>
-            </w:rPr>
-            <m:t>V</m:t>
-          </m:r>
-          <m:r>
-            <w:rPr>
-              <w:rFonts w:ascii="Cambria Math" w:eastAsia="宋体" w:hAnsi="Cambria Math"/>
-            </w:rPr>
-            <m:t>=</m:t>
+            <m:t>, V=</m:t>
           </m:r>
           <m:sSub>
             <m:sSubPr>
@@ -13279,7 +13594,7 @@
         <w:spacing w:after="0" w:line="240" w:lineRule="auto"/>
         <w:jc w:val="both"/>
         <w:rPr>
-          <w:rFonts w:ascii="宋体" w:eastAsia="宋体" w:hAnsi="宋体"/>
+          <w:rFonts w:ascii="宋体" w:eastAsia="宋体" w:hAnsi="宋体" w:hint="eastAsia"/>
         </w:rPr>
       </w:pPr>
       <w:r>
@@ -13320,7 +13635,37 @@
         <w:rPr>
           <w:rFonts w:ascii="宋体" w:eastAsia="宋体" w:hAnsi="宋体" w:hint="eastAsia"/>
         </w:rPr>
-        <w:t>是蛋白质口袋的长度，</w:t>
+        <w:t>是蛋白质</w:t>
+      </w:r>
+      <w:r>
+        <w:rPr>
+          <w:rFonts w:ascii="宋体" w:eastAsia="宋体" w:hAnsi="宋体" w:hint="eastAsia"/>
+        </w:rPr>
+        <w:t>口袋图</w:t>
+      </w:r>
+      <w:r>
+        <w:rPr>
+          <w:rFonts w:ascii="宋体" w:eastAsia="宋体" w:hAnsi="宋体" w:hint="eastAsia"/>
+        </w:rPr>
+        <w:t>中的</w:t>
+      </w:r>
+      <w:r>
+        <w:rPr>
+          <w:rFonts w:ascii="宋体" w:eastAsia="宋体" w:hAnsi="宋体" w:hint="eastAsia"/>
+        </w:rPr>
+        <w:t>残基数</w:t>
+      </w:r>
+      <w:r>
+        <w:rPr>
+          <w:rFonts w:ascii="宋体" w:eastAsia="宋体" w:hAnsi="宋体" w:hint="eastAsia"/>
+        </w:rPr>
+        <w:t>量</w:t>
+      </w:r>
+      <w:r>
+        <w:rPr>
+          <w:rFonts w:ascii="宋体" w:eastAsia="宋体" w:hAnsi="宋体" w:hint="eastAsia"/>
+        </w:rPr>
+        <w:t>，</w:t>
       </w:r>
       <m:oMath>
         <m:sSub>
@@ -13548,6 +13893,60 @@
         <w:rPr>
           <w:rFonts w:ascii="宋体" w:eastAsia="宋体" w:hAnsi="宋体" w:hint="eastAsia"/>
         </w:rPr>
+        <w:t>其中，</w:t>
+      </w:r>
+      <m:oMath>
+        <m:sSub>
+          <m:sSubPr>
+            <m:ctrlPr>
+              <w:rPr>
+                <w:rFonts w:ascii="Cambria Math" w:eastAsia="宋体" w:hAnsi="Cambria Math"/>
+                <w:i/>
+              </w:rPr>
+            </m:ctrlPr>
+          </m:sSubPr>
+          <m:e>
+            <m:r>
+              <w:rPr>
+                <w:rFonts w:ascii="Cambria Math" w:eastAsia="宋体" w:hAnsi="Cambria Math"/>
+              </w:rPr>
+              <m:t>d</m:t>
+            </m:r>
+          </m:e>
+          <m:sub>
+            <m:r>
+              <w:rPr>
+                <w:rFonts w:ascii="Cambria Math" w:eastAsia="宋体" w:hAnsi="Cambria Math"/>
+              </w:rPr>
+              <m:t>k</m:t>
+            </m:r>
+          </m:sub>
+        </m:sSub>
+      </m:oMath>
+      <w:r>
+        <w:rPr>
+          <w:rFonts w:ascii="宋体" w:eastAsia="宋体" w:hAnsi="宋体" w:hint="eastAsia"/>
+        </w:rPr>
+        <w:t>是</w:t>
+      </w:r>
+      <m:oMath>
+        <m:r>
+          <w:rPr>
+            <w:rFonts w:ascii="Cambria Math" w:eastAsia="宋体" w:hAnsi="Cambria Math"/>
+          </w:rPr>
+          <m:t>Q</m:t>
+        </m:r>
+      </m:oMath>
+      <w:r>
+        <w:rPr>
+          <w:rFonts w:ascii="宋体" w:eastAsia="宋体" w:hAnsi="宋体" w:hint="eastAsia"/>
+        </w:rPr>
+        <w:t>向量的维度。</w:t>
+      </w:r>
+      <w:r>
+        <w:rPr>
+          <w:rFonts w:ascii="宋体" w:eastAsia="宋体" w:hAnsi="宋体" w:hint="eastAsia"/>
+        </w:rPr>
         <w:t>最终</w:t>
       </w:r>
       <w:r>
@@ -13671,13 +14070,7 @@
               <w:rPr>
                 <w:rFonts w:ascii="Cambria Math" w:eastAsia="宋体" w:hAnsi="Cambria Math"/>
               </w:rPr>
-              <m:t>d</m:t>
-            </m:r>
-            <m:r>
-              <w:rPr>
-                <w:rFonts w:ascii="Cambria Math" w:eastAsia="宋体" w:hAnsi="Cambria Math"/>
-              </w:rPr>
-              <m:t>g</m:t>
+              <m:t>dg</m:t>
             </m:r>
           </m:sub>
         </m:sSub>
@@ -14535,6 +14928,27 @@
           <w:rFonts w:hint="eastAsia"/>
           <w:color w:val="FF0000"/>
         </w:rPr>
+        <w:t>(</w:t>
+      </w:r>
+      <w:r>
+        <w:rPr>
+          <w:rFonts w:hint="eastAsia"/>
+          <w:color w:val="FF0000"/>
+        </w:rPr>
+        <w:t>https://www.ebi.ac.uk/QuickGO/annotations</w:t>
+      </w:r>
+      <w:r>
+        <w:rPr>
+          <w:rFonts w:hint="eastAsia"/>
+          <w:color w:val="FF0000"/>
+        </w:rPr>
+        <w:t>)</w:t>
+      </w:r>
+      <w:r>
+        <w:rPr>
+          <w:rFonts w:hint="eastAsia"/>
+          <w:color w:val="FF0000"/>
+        </w:rPr>
         <w:fldChar w:fldCharType="begin"/>
       </w:r>
       <w:r>
@@ -14565,11 +14979,11 @@
         <w:fldChar w:fldCharType="end"/>
       </w:r>
       <w:r>
-        <w:t>。基于与每对蛋白质相关的GO术语的重叠情况，计算蛋白</w:t>
+        <w:t>。基于与每对</w:t>
       </w:r>
       <w:r>
         <w:lastRenderedPageBreak/>
-        <w:t>质之间的语义相似性得分</w:t>
+        <w:t>蛋白质相关的GO术语的重叠情况，计算蛋白质之间的语义相似性得分</w:t>
       </w:r>
       <w:r>
         <w:rPr>
@@ -16179,7 +16593,15 @@
           <w:rFonts w:hint="eastAsia"/>
           <w:iCs/>
         </w:rPr>
-        <w:t>，该得分表明蛋白质</w:t>
+        <w:t>，该得</w:t>
+      </w:r>
+      <w:r>
+        <w:rPr>
+          <w:rFonts w:hint="eastAsia"/>
+          <w:iCs/>
+        </w:rPr>
+        <w:lastRenderedPageBreak/>
+        <w:t>分表明蛋白质</w:t>
       </w:r>
       <m:oMath>
         <m:sSub>
@@ -16349,14 +16771,7 @@
         <w:rPr>
           <w:rFonts w:hint="eastAsia"/>
         </w:rPr>
-        <w:t>与药</w:t>
-      </w:r>
-      <w:r>
-        <w:rPr>
-          <w:rFonts w:hint="eastAsia"/>
-        </w:rPr>
-        <w:lastRenderedPageBreak/>
-        <w:t>物</w:t>
+        <w:t>与药物</w:t>
       </w:r>
       <m:oMath>
         <m:sSub>
@@ -18794,7 +19209,11 @@
         <w:t>本文</w:t>
       </w:r>
       <w:r>
-        <w:t>假设：若某一</w:t>
+        <w:t>假</w:t>
+      </w:r>
+      <w:r>
+        <w:lastRenderedPageBreak/>
+        <w:t>设：若某一</w:t>
       </w:r>
       <w:r>
         <w:rPr>
@@ -18812,11 +19231,7 @@
         <w:t>药</w:t>
       </w:r>
       <w:r>
-        <w:t>物未来潜在靶点的特征也更可</w:t>
-      </w:r>
-      <w:r>
-        <w:lastRenderedPageBreak/>
-        <w:t>能显著不同；同理，若某蛋白的已知配体之间差异显著，其真实靶向</w:t>
+        <w:t>物未来潜在靶点的特征也更可能显著不同；同理，若某蛋白的已知配体之间差异显著，其真实靶向</w:t>
       </w:r>
       <w:r>
         <w:rPr>
@@ -27454,6 +27869,9 @@
     <w:p>
       <w:pPr>
         <w:pStyle w:val="af6"/>
+        <w:rPr>
+          <w:rFonts w:hint="eastAsia"/>
+        </w:rPr>
       </w:pPr>
       <w:r>
         <w:rPr>
@@ -27484,6 +27902,9 @@
     <w:p>
       <w:pPr>
         <w:pStyle w:val="af6"/>
+        <w:rPr>
+          <w:rFonts w:hint="eastAsia"/>
+        </w:rPr>
       </w:pPr>
       <w:r>
         <w:t>[2]</w:t>
@@ -27496,6 +27917,9 @@
     <w:p>
       <w:pPr>
         <w:pStyle w:val="af6"/>
+        <w:rPr>
+          <w:rFonts w:hint="eastAsia"/>
+        </w:rPr>
       </w:pPr>
       <w:r>
         <w:t>[3]</w:t>
@@ -27508,6 +27932,9 @@
     <w:p>
       <w:pPr>
         <w:pStyle w:val="af6"/>
+        <w:rPr>
+          <w:rFonts w:hint="eastAsia"/>
+        </w:rPr>
       </w:pPr>
       <w:r>
         <w:t>[4]</w:t>
@@ -27520,6 +27947,9 @@
     <w:p>
       <w:pPr>
         <w:pStyle w:val="af6"/>
+        <w:rPr>
+          <w:rFonts w:hint="eastAsia"/>
+        </w:rPr>
       </w:pPr>
       <w:r>
         <w:t>[5]</w:t>
@@ -27532,6 +27962,9 @@
     <w:p>
       <w:pPr>
         <w:pStyle w:val="af6"/>
+        <w:rPr>
+          <w:rFonts w:hint="eastAsia"/>
+        </w:rPr>
       </w:pPr>
       <w:r>
         <w:t>[6]</w:t>
@@ -27544,6 +27977,9 @@
     <w:p>
       <w:pPr>
         <w:pStyle w:val="af6"/>
+        <w:rPr>
+          <w:rFonts w:hint="eastAsia"/>
+        </w:rPr>
       </w:pPr>
       <w:r>
         <w:t>[7]</w:t>
@@ -27556,6 +27992,9 @@
     <w:p>
       <w:pPr>
         <w:pStyle w:val="af6"/>
+        <w:rPr>
+          <w:rFonts w:hint="eastAsia"/>
+        </w:rPr>
       </w:pPr>
       <w:r>
         <w:t>[8]</w:t>
@@ -27568,6 +28007,9 @@
     <w:p>
       <w:pPr>
         <w:pStyle w:val="af6"/>
+        <w:rPr>
+          <w:rFonts w:hint="eastAsia"/>
+        </w:rPr>
       </w:pPr>
       <w:r>
         <w:t>[9]</w:t>
@@ -27580,6 +28022,9 @@
     <w:p>
       <w:pPr>
         <w:pStyle w:val="af6"/>
+        <w:rPr>
+          <w:rFonts w:hint="eastAsia"/>
+        </w:rPr>
       </w:pPr>
       <w:r>
         <w:t>[10]</w:t>
@@ -27592,6 +28037,9 @@
     <w:p>
       <w:pPr>
         <w:pStyle w:val="af6"/>
+        <w:rPr>
+          <w:rFonts w:hint="eastAsia"/>
+        </w:rPr>
       </w:pPr>
       <w:r>
         <w:t>[11]</w:t>
@@ -27604,6 +28052,9 @@
     <w:p>
       <w:pPr>
         <w:pStyle w:val="af6"/>
+        <w:rPr>
+          <w:rFonts w:hint="eastAsia"/>
+        </w:rPr>
       </w:pPr>
       <w:r>
         <w:lastRenderedPageBreak/>
@@ -27617,6 +28068,9 @@
     <w:p>
       <w:pPr>
         <w:pStyle w:val="af6"/>
+        <w:rPr>
+          <w:rFonts w:hint="eastAsia"/>
+        </w:rPr>
       </w:pPr>
       <w:r>
         <w:t>[13]</w:t>
@@ -27629,6 +28083,9 @@
     <w:p>
       <w:pPr>
         <w:pStyle w:val="af6"/>
+        <w:rPr>
+          <w:rFonts w:hint="eastAsia"/>
+        </w:rPr>
       </w:pPr>
       <w:r>
         <w:t>[14]</w:t>
@@ -27641,6 +28098,9 @@
     <w:p>
       <w:pPr>
         <w:pStyle w:val="af6"/>
+        <w:rPr>
+          <w:rFonts w:hint="eastAsia"/>
+        </w:rPr>
       </w:pPr>
       <w:r>
         <w:t>[15]</w:t>
@@ -27653,6 +28113,9 @@
     <w:p>
       <w:pPr>
         <w:pStyle w:val="af6"/>
+        <w:rPr>
+          <w:rFonts w:hint="eastAsia"/>
+        </w:rPr>
       </w:pPr>
       <w:r>
         <w:t>[16]</w:t>
@@ -27665,6 +28128,9 @@
     <w:p>
       <w:pPr>
         <w:pStyle w:val="af6"/>
+        <w:rPr>
+          <w:rFonts w:hint="eastAsia"/>
+        </w:rPr>
       </w:pPr>
       <w:r>
         <w:t>[17]</w:t>
@@ -27677,6 +28143,9 @@
     <w:p>
       <w:pPr>
         <w:pStyle w:val="af6"/>
+        <w:rPr>
+          <w:rFonts w:hint="eastAsia"/>
+        </w:rPr>
       </w:pPr>
       <w:r>
         <w:t>[18]</w:t>
@@ -27689,6 +28158,9 @@
     <w:p>
       <w:pPr>
         <w:pStyle w:val="af6"/>
+        <w:rPr>
+          <w:rFonts w:hint="eastAsia"/>
+        </w:rPr>
       </w:pPr>
       <w:r>
         <w:t>[19]</w:t>
@@ -27701,6 +28173,9 @@
     <w:p>
       <w:pPr>
         <w:pStyle w:val="af6"/>
+        <w:rPr>
+          <w:rFonts w:hint="eastAsia"/>
+        </w:rPr>
       </w:pPr>
       <w:r>
         <w:t>[20]</w:t>
@@ -27713,6 +28188,9 @@
     <w:p>
       <w:pPr>
         <w:pStyle w:val="af6"/>
+        <w:rPr>
+          <w:rFonts w:hint="eastAsia"/>
+        </w:rPr>
       </w:pPr>
       <w:r>
         <w:t>[21]</w:t>
@@ -27725,6 +28203,9 @@
     <w:p>
       <w:pPr>
         <w:pStyle w:val="af6"/>
+        <w:rPr>
+          <w:rFonts w:hint="eastAsia"/>
+        </w:rPr>
       </w:pPr>
       <w:r>
         <w:t>[22]</w:t>
@@ -27737,6 +28218,9 @@
     <w:p>
       <w:pPr>
         <w:pStyle w:val="af6"/>
+        <w:rPr>
+          <w:rFonts w:hint="eastAsia"/>
+        </w:rPr>
       </w:pPr>
       <w:r>
         <w:t>[23]</w:t>
@@ -27749,6 +28233,9 @@
     <w:p>
       <w:pPr>
         <w:pStyle w:val="af6"/>
+        <w:rPr>
+          <w:rFonts w:hint="eastAsia"/>
+        </w:rPr>
       </w:pPr>
       <w:r>
         <w:t>[24]</w:t>
@@ -27761,6 +28248,9 @@
     <w:p>
       <w:pPr>
         <w:pStyle w:val="af6"/>
+        <w:rPr>
+          <w:rFonts w:hint="eastAsia"/>
+        </w:rPr>
       </w:pPr>
       <w:r>
         <w:lastRenderedPageBreak/>
@@ -27774,6 +28264,9 @@
     <w:p>
       <w:pPr>
         <w:pStyle w:val="af6"/>
+        <w:rPr>
+          <w:rFonts w:hint="eastAsia"/>
+        </w:rPr>
       </w:pPr>
       <w:r>
         <w:t>[26]</w:t>
@@ -27786,6 +28279,9 @@
     <w:p>
       <w:pPr>
         <w:pStyle w:val="af6"/>
+        <w:rPr>
+          <w:rFonts w:hint="eastAsia"/>
+        </w:rPr>
       </w:pPr>
       <w:r>
         <w:t>[27]</w:t>
@@ -27798,6 +28294,9 @@
     <w:p>
       <w:pPr>
         <w:pStyle w:val="af6"/>
+        <w:rPr>
+          <w:rFonts w:hint="eastAsia"/>
+        </w:rPr>
       </w:pPr>
       <w:r>
         <w:t>[28]</w:t>
@@ -27810,6 +28309,9 @@
     <w:p>
       <w:pPr>
         <w:pStyle w:val="af6"/>
+        <w:rPr>
+          <w:rFonts w:hint="eastAsia"/>
+        </w:rPr>
       </w:pPr>
       <w:r>
         <w:t>[29]</w:t>
@@ -27822,6 +28324,9 @@
     <w:p>
       <w:pPr>
         <w:pStyle w:val="af6"/>
+        <w:rPr>
+          <w:rFonts w:hint="eastAsia"/>
+        </w:rPr>
       </w:pPr>
       <w:r>
         <w:t>[30]</w:t>
@@ -27834,6 +28339,9 @@
     <w:p>
       <w:pPr>
         <w:pStyle w:val="af6"/>
+        <w:rPr>
+          <w:rFonts w:hint="eastAsia"/>
+        </w:rPr>
       </w:pPr>
       <w:r>
         <w:t>[31]</w:t>
@@ -27846,6 +28354,9 @@
     <w:p>
       <w:pPr>
         <w:pStyle w:val="af6"/>
+        <w:rPr>
+          <w:rFonts w:hint="eastAsia"/>
+        </w:rPr>
       </w:pPr>
       <w:r>
         <w:t>[32]</w:t>
@@ -27858,6 +28369,9 @@
     <w:p>
       <w:pPr>
         <w:pStyle w:val="af6"/>
+        <w:rPr>
+          <w:rFonts w:hint="eastAsia"/>
+        </w:rPr>
       </w:pPr>
       <w:r>
         <w:t>[33]</w:t>
@@ -27870,6 +28384,9 @@
     <w:p>
       <w:pPr>
         <w:pStyle w:val="af6"/>
+        <w:rPr>
+          <w:rFonts w:hint="eastAsia"/>
+        </w:rPr>
       </w:pPr>
       <w:r>
         <w:t>[34]</w:t>
@@ -27882,6 +28399,9 @@
     <w:p>
       <w:pPr>
         <w:pStyle w:val="af6"/>
+        <w:rPr>
+          <w:rFonts w:hint="eastAsia"/>
+        </w:rPr>
       </w:pPr>
       <w:r>
         <w:t>[35]</w:t>
@@ -27921,6 +28441,9 @@
     <w:p>
       <w:pPr>
         <w:pStyle w:val="af6"/>
+        <w:rPr>
+          <w:rFonts w:hint="eastAsia"/>
+        </w:rPr>
       </w:pPr>
       <w:r>
         <w:t>[36]</w:t>
@@ -27933,6 +28456,9 @@
     <w:p>
       <w:pPr>
         <w:pStyle w:val="af6"/>
+        <w:rPr>
+          <w:rFonts w:hint="eastAsia"/>
+        </w:rPr>
       </w:pPr>
       <w:r>
         <w:t>[37]</w:t>
@@ -27945,6 +28471,9 @@
     <w:p>
       <w:pPr>
         <w:pStyle w:val="af6"/>
+        <w:rPr>
+          <w:rFonts w:hint="eastAsia"/>
+        </w:rPr>
       </w:pPr>
       <w:r>
         <w:t>[38]</w:t>
@@ -27957,6 +28486,9 @@
     <w:p>
       <w:pPr>
         <w:pStyle w:val="af6"/>
+        <w:rPr>
+          <w:rFonts w:hint="eastAsia"/>
+        </w:rPr>
       </w:pPr>
       <w:r>
         <w:t>[39]</w:t>
@@ -27969,6 +28501,9 @@
     <w:p>
       <w:pPr>
         <w:pStyle w:val="af6"/>
+        <w:rPr>
+          <w:rFonts w:hint="eastAsia"/>
+        </w:rPr>
       </w:pPr>
       <w:r>
         <w:lastRenderedPageBreak/>
@@ -27982,6 +28517,9 @@
     <w:p>
       <w:pPr>
         <w:pStyle w:val="af6"/>
+        <w:rPr>
+          <w:rFonts w:hint="eastAsia"/>
+        </w:rPr>
       </w:pPr>
       <w:r>
         <w:t>[41]</w:t>
@@ -27994,6 +28532,9 @@
     <w:p>
       <w:pPr>
         <w:pStyle w:val="af6"/>
+        <w:rPr>
+          <w:rFonts w:hint="eastAsia"/>
+        </w:rPr>
       </w:pPr>
       <w:r>
         <w:t>[42]</w:t>
@@ -28006,6 +28547,9 @@
     <w:p>
       <w:pPr>
         <w:pStyle w:val="af6"/>
+        <w:rPr>
+          <w:rFonts w:hint="eastAsia"/>
+        </w:rPr>
       </w:pPr>
       <w:r>
         <w:t>[43]</w:t>
@@ -28018,6 +28562,9 @@
     <w:p>
       <w:pPr>
         <w:pStyle w:val="af6"/>
+        <w:rPr>
+          <w:rFonts w:hint="eastAsia"/>
+        </w:rPr>
       </w:pPr>
       <w:r>
         <w:t>[44]</w:t>
@@ -28030,6 +28577,9 @@
     <w:p>
       <w:pPr>
         <w:pStyle w:val="af6"/>
+        <w:rPr>
+          <w:rFonts w:hint="eastAsia"/>
+        </w:rPr>
       </w:pPr>
       <w:r>
         <w:t>[45]</w:t>
@@ -28042,6 +28592,9 @@
     <w:p>
       <w:pPr>
         <w:pStyle w:val="af6"/>
+        <w:rPr>
+          <w:rFonts w:hint="eastAsia"/>
+        </w:rPr>
       </w:pPr>
       <w:r>
         <w:t>[46]</w:t>
@@ -28054,6 +28607,9 @@
     <w:p>
       <w:pPr>
         <w:pStyle w:val="af6"/>
+        <w:rPr>
+          <w:rFonts w:hint="eastAsia"/>
+        </w:rPr>
       </w:pPr>
       <w:r>
         <w:t>[47]</w:t>
@@ -28066,6 +28622,9 @@
     <w:p>
       <w:pPr>
         <w:pStyle w:val="af6"/>
+        <w:rPr>
+          <w:rFonts w:hint="eastAsia"/>
+        </w:rPr>
       </w:pPr>
       <w:r>
         <w:t>[48]</w:t>
@@ -28078,6 +28637,9 @@
     <w:p>
       <w:pPr>
         <w:pStyle w:val="af6"/>
+        <w:rPr>
+          <w:rFonts w:hint="eastAsia"/>
+        </w:rPr>
       </w:pPr>
       <w:r>
         <w:t>[49]</w:t>
@@ -28090,6 +28652,9 @@
     <w:p>
       <w:pPr>
         <w:pStyle w:val="af6"/>
+        <w:rPr>
+          <w:rFonts w:hint="eastAsia"/>
+        </w:rPr>
       </w:pPr>
       <w:r>
         <w:t>[50]</w:t>
@@ -28102,6 +28667,9 @@
     <w:p>
       <w:pPr>
         <w:pStyle w:val="af6"/>
+        <w:rPr>
+          <w:rFonts w:hint="eastAsia"/>
+        </w:rPr>
       </w:pPr>
       <w:r>
         <w:t>[51]</w:t>
@@ -28114,6 +28682,9 @@
     <w:p>
       <w:pPr>
         <w:pStyle w:val="af6"/>
+        <w:rPr>
+          <w:rFonts w:hint="eastAsia"/>
+        </w:rPr>
       </w:pPr>
       <w:r>
         <w:t>[52]</w:t>
@@ -28130,6 +28701,9 @@
     <w:p>
       <w:pPr>
         <w:pStyle w:val="af6"/>
+        <w:rPr>
+          <w:rFonts w:hint="eastAsia"/>
+        </w:rPr>
       </w:pPr>
       <w:r>
         <w:t>[53]</w:t>
@@ -28142,6 +28716,9 @@
     <w:p>
       <w:pPr>
         <w:pStyle w:val="af6"/>
+        <w:rPr>
+          <w:rFonts w:hint="eastAsia"/>
+        </w:rPr>
       </w:pPr>
       <w:r>
         <w:t>[54]</w:t>
@@ -28154,6 +28731,9 @@
     <w:p>
       <w:pPr>
         <w:pStyle w:val="af6"/>
+        <w:rPr>
+          <w:rFonts w:hint="eastAsia"/>
+        </w:rPr>
       </w:pPr>
       <w:r>
         <w:t>[55]</w:t>
@@ -28166,6 +28746,9 @@
     <w:p>
       <w:pPr>
         <w:pStyle w:val="af6"/>
+        <w:rPr>
+          <w:rFonts w:hint="eastAsia"/>
+        </w:rPr>
       </w:pPr>
       <w:r>
         <w:t>[56]</w:t>
@@ -28178,6 +28761,9 @@
     <w:p>
       <w:pPr>
         <w:pStyle w:val="af6"/>
+        <w:rPr>
+          <w:rFonts w:hint="eastAsia"/>
+        </w:rPr>
       </w:pPr>
       <w:r>
         <w:t>[57]</w:t>
@@ -28190,6 +28776,9 @@
     <w:p>
       <w:pPr>
         <w:pStyle w:val="af6"/>
+        <w:rPr>
+          <w:rFonts w:hint="eastAsia"/>
+        </w:rPr>
       </w:pPr>
       <w:r>
         <w:t>[58]</w:t>
@@ -28202,6 +28791,9 @@
     <w:p>
       <w:pPr>
         <w:pStyle w:val="af6"/>
+        <w:rPr>
+          <w:rFonts w:hint="eastAsia"/>
+        </w:rPr>
       </w:pPr>
       <w:r>
         <w:t>[59]</w:t>
@@ -28214,6 +28806,9 @@
     <w:p>
       <w:pPr>
         <w:pStyle w:val="af6"/>
+        <w:rPr>
+          <w:rFonts w:hint="eastAsia"/>
+        </w:rPr>
       </w:pPr>
       <w:r>
         <w:t>[60]</w:t>
@@ -28226,6 +28821,9 @@
     <w:p>
       <w:pPr>
         <w:pStyle w:val="af6"/>
+        <w:rPr>
+          <w:rFonts w:hint="eastAsia"/>
+        </w:rPr>
       </w:pPr>
       <w:r>
         <w:t>[61]</w:t>
@@ -28238,6 +28836,9 @@
     <w:p>
       <w:pPr>
         <w:pStyle w:val="af6"/>
+        <w:rPr>
+          <w:rFonts w:hint="eastAsia"/>
+        </w:rPr>
       </w:pPr>
       <w:r>
         <w:t>[62]</w:t>
@@ -28250,6 +28851,9 @@
     <w:p>
       <w:pPr>
         <w:pStyle w:val="af6"/>
+        <w:rPr>
+          <w:rFonts w:hint="eastAsia"/>
+        </w:rPr>
       </w:pPr>
       <w:r>
         <w:t>[63]</w:t>
@@ -28262,6 +28866,9 @@
     <w:p>
       <w:pPr>
         <w:pStyle w:val="af6"/>
+        <w:rPr>
+          <w:rFonts w:hint="eastAsia"/>
+        </w:rPr>
       </w:pPr>
       <w:r>
         <w:t>[64]</w:t>
@@ -28274,6 +28881,9 @@
     <w:p>
       <w:pPr>
         <w:pStyle w:val="af6"/>
+        <w:rPr>
+          <w:rFonts w:hint="eastAsia"/>
+        </w:rPr>
       </w:pPr>
       <w:r>
         <w:t>[65]</w:t>
@@ -28286,6 +28896,9 @@
     <w:p>
       <w:pPr>
         <w:pStyle w:val="af6"/>
+        <w:rPr>
+          <w:rFonts w:hint="eastAsia"/>
+        </w:rPr>
       </w:pPr>
       <w:r>
         <w:t>[66]</w:t>
@@ -28302,6 +28915,9 @@
     <w:p>
       <w:pPr>
         <w:pStyle w:val="af6"/>
+        <w:rPr>
+          <w:rFonts w:hint="eastAsia"/>
+        </w:rPr>
       </w:pPr>
       <w:r>
         <w:t>[67]</w:t>
@@ -28314,6 +28930,9 @@
     <w:p>
       <w:pPr>
         <w:pStyle w:val="af6"/>
+        <w:rPr>
+          <w:rFonts w:hint="eastAsia"/>
+        </w:rPr>
       </w:pPr>
       <w:r>
         <w:t>[68]</w:t>
@@ -28326,6 +28945,9 @@
     <w:p>
       <w:pPr>
         <w:pStyle w:val="af6"/>
+        <w:rPr>
+          <w:rFonts w:hint="eastAsia"/>
+        </w:rPr>
       </w:pPr>
       <w:r>
         <w:t>[69]</w:t>
@@ -28338,6 +28960,9 @@
     <w:p>
       <w:pPr>
         <w:pStyle w:val="af6"/>
+        <w:rPr>
+          <w:rFonts w:hint="eastAsia"/>
+        </w:rPr>
       </w:pPr>
       <w:r>
         <w:t>[70]</w:t>
@@ -28350,6 +28975,9 @@
     <w:p>
       <w:pPr>
         <w:pStyle w:val="af6"/>
+        <w:rPr>
+          <w:rFonts w:hint="eastAsia"/>
+        </w:rPr>
       </w:pPr>
       <w:r>
         <w:t>[71]</w:t>
@@ -28362,6 +28990,9 @@
     <w:p>
       <w:pPr>
         <w:pStyle w:val="af6"/>
+        <w:rPr>
+          <w:rFonts w:hint="eastAsia"/>
+        </w:rPr>
       </w:pPr>
       <w:r>
         <w:t>[72]</w:t>
@@ -28374,6 +29005,9 @@
     <w:p>
       <w:pPr>
         <w:pStyle w:val="af6"/>
+        <w:rPr>
+          <w:rFonts w:hint="eastAsia"/>
+        </w:rPr>
       </w:pPr>
       <w:r>
         <w:t>[73]</w:t>
@@ -28386,6 +29020,9 @@
     <w:p>
       <w:pPr>
         <w:pStyle w:val="af6"/>
+        <w:rPr>
+          <w:rFonts w:hint="eastAsia"/>
+        </w:rPr>
       </w:pPr>
       <w:r>
         <w:t>[74]</w:t>
@@ -28398,6 +29035,9 @@
     <w:p>
       <w:pPr>
         <w:pStyle w:val="af6"/>
+        <w:rPr>
+          <w:rFonts w:hint="eastAsia"/>
+        </w:rPr>
       </w:pPr>
       <w:r>
         <w:t>[75]</w:t>
@@ -28410,6 +29050,9 @@
     <w:p>
       <w:pPr>
         <w:pStyle w:val="af6"/>
+        <w:rPr>
+          <w:rFonts w:hint="eastAsia"/>
+        </w:rPr>
       </w:pPr>
       <w:r>
         <w:t>[76]</w:t>
@@ -28422,6 +29065,9 @@
     <w:p>
       <w:pPr>
         <w:pStyle w:val="af6"/>
+        <w:rPr>
+          <w:rFonts w:hint="eastAsia"/>
+        </w:rPr>
       </w:pPr>
       <w:r>
         <w:t>[77]</w:t>
@@ -28434,6 +29080,9 @@
     <w:p>
       <w:pPr>
         <w:pStyle w:val="af6"/>
+        <w:rPr>
+          <w:rFonts w:hint="eastAsia"/>
+        </w:rPr>
       </w:pPr>
       <w:r>
         <w:t>[78]</w:t>
@@ -28446,6 +29095,9 @@
     <w:p>
       <w:pPr>
         <w:pStyle w:val="af6"/>
+        <w:rPr>
+          <w:rFonts w:hint="eastAsia"/>
+        </w:rPr>
       </w:pPr>
       <w:r>
         <w:t>[79]</w:t>
@@ -28458,6 +29110,9 @@
     <w:p>
       <w:pPr>
         <w:pStyle w:val="af6"/>
+        <w:rPr>
+          <w:rFonts w:hint="eastAsia"/>
+        </w:rPr>
       </w:pPr>
       <w:r>
         <w:t>[80]</w:t>
@@ -28470,6 +29125,9 @@
     <w:p>
       <w:pPr>
         <w:pStyle w:val="af6"/>
+        <w:rPr>
+          <w:rFonts w:hint="eastAsia"/>
+        </w:rPr>
       </w:pPr>
       <w:r>
         <w:lastRenderedPageBreak/>
@@ -28483,6 +29141,9 @@
     <w:p>
       <w:pPr>
         <w:pStyle w:val="af6"/>
+        <w:rPr>
+          <w:rFonts w:hint="eastAsia"/>
+        </w:rPr>
       </w:pPr>
       <w:r>
         <w:t>[82]</w:t>
@@ -28495,6 +29156,9 @@
     <w:p>
       <w:pPr>
         <w:pStyle w:val="af6"/>
+        <w:rPr>
+          <w:rFonts w:hint="eastAsia"/>
+        </w:rPr>
       </w:pPr>
       <w:r>
         <w:t>[83]</w:t>
@@ -28507,6 +29171,9 @@
     <w:p>
       <w:pPr>
         <w:pStyle w:val="af6"/>
+        <w:rPr>
+          <w:rFonts w:hint="eastAsia"/>
+        </w:rPr>
       </w:pPr>
       <w:r>
         <w:t>[84]</w:t>
@@ -28519,6 +29186,9 @@
     <w:p>
       <w:pPr>
         <w:pStyle w:val="af6"/>
+        <w:rPr>
+          <w:rFonts w:hint="eastAsia"/>
+        </w:rPr>
       </w:pPr>
       <w:r>
         <w:t>[85]</w:t>
@@ -28531,6 +29201,9 @@
     <w:p>
       <w:pPr>
         <w:pStyle w:val="af6"/>
+        <w:rPr>
+          <w:rFonts w:hint="eastAsia"/>
+        </w:rPr>
       </w:pPr>
       <w:r>
         <w:t>[86]</w:t>
@@ -28543,6 +29216,9 @@
     <w:p>
       <w:pPr>
         <w:pStyle w:val="af6"/>
+        <w:rPr>
+          <w:rFonts w:hint="eastAsia"/>
+        </w:rPr>
       </w:pPr>
       <w:r>
         <w:t>[87]</w:t>
@@ -28555,6 +29231,9 @@
     <w:p>
       <w:pPr>
         <w:pStyle w:val="af6"/>
+        <w:rPr>
+          <w:rFonts w:hint="eastAsia"/>
+        </w:rPr>
       </w:pPr>
       <w:r>
         <w:t>[88]</w:t>
@@ -28567,6 +29246,9 @@
     <w:p>
       <w:pPr>
         <w:pStyle w:val="af6"/>
+        <w:rPr>
+          <w:rFonts w:hint="eastAsia"/>
+        </w:rPr>
       </w:pPr>
       <w:r>
         <w:t>[89]</w:t>
@@ -28579,6 +29261,9 @@
     <w:p>
       <w:pPr>
         <w:pStyle w:val="af6"/>
+        <w:rPr>
+          <w:rFonts w:hint="eastAsia"/>
+        </w:rPr>
       </w:pPr>
       <w:r>
         <w:t>[90]</w:t>
@@ -28591,6 +29276,9 @@
     <w:p>
       <w:pPr>
         <w:pStyle w:val="af6"/>
+        <w:rPr>
+          <w:rFonts w:hint="eastAsia"/>
+        </w:rPr>
       </w:pPr>
       <w:r>
         <w:t>[91]</w:t>
@@ -28603,6 +29291,9 @@
     <w:p>
       <w:pPr>
         <w:pStyle w:val="af6"/>
+        <w:rPr>
+          <w:rFonts w:hint="eastAsia"/>
+        </w:rPr>
       </w:pPr>
       <w:r>
         <w:t>[92]</w:t>
@@ -28615,6 +29306,9 @@
     <w:p>
       <w:pPr>
         <w:pStyle w:val="af6"/>
+        <w:rPr>
+          <w:rFonts w:hint="eastAsia"/>
+        </w:rPr>
       </w:pPr>
       <w:r>
         <w:t>[93]</w:t>
@@ -28627,6 +29321,9 @@
     <w:p>
       <w:pPr>
         <w:pStyle w:val="af6"/>
+        <w:rPr>
+          <w:rFonts w:hint="eastAsia"/>
+        </w:rPr>
       </w:pPr>
       <w:r>
         <w:t>[94]</w:t>
@@ -28639,6 +29336,9 @@
     <w:p>
       <w:pPr>
         <w:pStyle w:val="af6"/>
+        <w:rPr>
+          <w:rFonts w:hint="eastAsia"/>
+        </w:rPr>
       </w:pPr>
       <w:r>
         <w:lastRenderedPageBreak/>
@@ -28652,6 +29352,9 @@
     <w:p>
       <w:pPr>
         <w:pStyle w:val="af6"/>
+        <w:rPr>
+          <w:rFonts w:hint="eastAsia"/>
+        </w:rPr>
       </w:pPr>
       <w:r>
         <w:t>[96]</w:t>
@@ -28664,6 +29367,9 @@
     <w:p>
       <w:pPr>
         <w:pStyle w:val="af6"/>
+        <w:rPr>
+          <w:rFonts w:hint="eastAsia"/>
+        </w:rPr>
       </w:pPr>
       <w:r>
         <w:t>[97]</w:t>
@@ -28676,6 +29382,9 @@
     <w:p>
       <w:pPr>
         <w:pStyle w:val="af6"/>
+        <w:rPr>
+          <w:rFonts w:hint="eastAsia"/>
+        </w:rPr>
       </w:pPr>
       <w:r>
         <w:t>[98]</w:t>
@@ -28688,6 +29397,9 @@
     <w:p>
       <w:pPr>
         <w:pStyle w:val="af6"/>
+        <w:rPr>
+          <w:rFonts w:hint="eastAsia"/>
+        </w:rPr>
       </w:pPr>
       <w:r>
         <w:t>[99]</w:t>
@@ -28700,6 +29412,9 @@
     <w:p>
       <w:pPr>
         <w:pStyle w:val="af6"/>
+        <w:rPr>
+          <w:rFonts w:hint="eastAsia"/>
+        </w:rPr>
       </w:pPr>
       <w:r>
         <w:t>[100]</w:t>
@@ -28712,6 +29427,9 @@
     <w:p>
       <w:pPr>
         <w:pStyle w:val="af6"/>
+        <w:rPr>
+          <w:rFonts w:hint="eastAsia"/>
+        </w:rPr>
       </w:pPr>
       <w:r>
         <w:t>[101]</w:t>
@@ -28724,6 +29442,9 @@
     <w:p>
       <w:pPr>
         <w:pStyle w:val="af6"/>
+        <w:rPr>
+          <w:rFonts w:hint="eastAsia"/>
+        </w:rPr>
       </w:pPr>
       <w:r>
         <w:t>[102]</w:t>
@@ -28736,6 +29457,9 @@
     <w:p>
       <w:pPr>
         <w:pStyle w:val="af6"/>
+        <w:rPr>
+          <w:rFonts w:hint="eastAsia"/>
+        </w:rPr>
       </w:pPr>
       <w:r>
         <w:t>[103]</w:t>
@@ -28748,6 +29472,9 @@
     <w:p>
       <w:pPr>
         <w:pStyle w:val="af6"/>
+        <w:rPr>
+          <w:rFonts w:hint="eastAsia"/>
+        </w:rPr>
       </w:pPr>
       <w:r>
         <w:t>[104]</w:t>
@@ -28760,6 +29487,9 @@
     <w:p>
       <w:pPr>
         <w:pStyle w:val="af6"/>
+        <w:rPr>
+          <w:rFonts w:hint="eastAsia"/>
+        </w:rPr>
       </w:pPr>
       <w:r>
         <w:t>[105]</w:t>
@@ -28772,6 +29502,9 @@
     <w:p>
       <w:pPr>
         <w:pStyle w:val="af6"/>
+        <w:rPr>
+          <w:rFonts w:hint="eastAsia"/>
+        </w:rPr>
       </w:pPr>
       <w:r>
         <w:t>[106]</w:t>
@@ -28784,6 +29517,9 @@
     <w:p>
       <w:pPr>
         <w:pStyle w:val="af6"/>
+        <w:rPr>
+          <w:rFonts w:hint="eastAsia"/>
+        </w:rPr>
       </w:pPr>
       <w:r>
         <w:t>[107]</w:t>
@@ -28796,6 +29532,9 @@
     <w:p>
       <w:pPr>
         <w:pStyle w:val="af6"/>
+        <w:rPr>
+          <w:rFonts w:hint="eastAsia"/>
+        </w:rPr>
       </w:pPr>
       <w:r>
         <w:t>[108]</w:t>
@@ -31451,6 +32190,7 @@
   <w:style w:type="character" w:default="1" w:styleId="a0">
     <w:name w:val="Default Paragraph Font"/>
     <w:uiPriority w:val="1"/>
+    <w:semiHidden/>
     <w:unhideWhenUsed/>
   </w:style>
   <w:style w:type="table" w:default="1" w:styleId="a1">
@@ -31938,6 +32678,33 @@
     <w:basedOn w:val="a0"/>
     <w:rsid w:val="00F52D8F"/>
   </w:style>
+  <w:style w:type="paragraph" w:styleId="HTML">
+    <w:name w:val="HTML Preformatted"/>
+    <w:basedOn w:val="a"/>
+    <w:link w:val="HTML0"/>
+    <w:uiPriority w:val="99"/>
+    <w:semiHidden/>
+    <w:unhideWhenUsed/>
+    <w:rsid w:val="00346AD5"/>
+    <w:rPr>
+      <w:rFonts w:ascii="Courier New" w:hAnsi="Courier New" w:cs="Courier New"/>
+      <w:sz w:val="20"/>
+      <w:szCs w:val="20"/>
+    </w:rPr>
+  </w:style>
+  <w:style w:type="character" w:customStyle="1" w:styleId="HTML0">
+    <w:name w:val="HTML 预设格式 字符"/>
+    <w:basedOn w:val="a0"/>
+    <w:link w:val="HTML"/>
+    <w:uiPriority w:val="99"/>
+    <w:semiHidden/>
+    <w:rsid w:val="00346AD5"/>
+    <w:rPr>
+      <w:rFonts w:ascii="Courier New" w:hAnsi="Courier New" w:cs="Courier New"/>
+      <w:sz w:val="20"/>
+      <w:szCs w:val="20"/>
+    </w:rPr>
+  </w:style>
 </w:styles>
 </file>
 
